--- a/DeepLearningAssignment.docx
+++ b/DeepLearningAssignment.docx
@@ -597,7 +597,25 @@
                 <w:sz w:val="24"/>
                 <w:szCs w:val="24"/>
               </w:rPr>
-              <w:t>VAE for fashionMNIST (Synthetic Data Generation)</w:t>
+              <w:t xml:space="preserve">VAE for </w:t>
+            </w:r>
+            <w:proofErr w:type="spellStart"/>
+            <w:r>
+              <w:rPr>
+                <w:rFonts w:ascii="Times New Roman" w:eastAsia="Times New Roman" w:hAnsi="Times New Roman" w:cs="Times New Roman"/>
+                <w:sz w:val="24"/>
+                <w:szCs w:val="24"/>
+              </w:rPr>
+              <w:t>fashionMNIST</w:t>
+            </w:r>
+            <w:proofErr w:type="spellEnd"/>
+            <w:r>
+              <w:rPr>
+                <w:rFonts w:ascii="Times New Roman" w:eastAsia="Times New Roman" w:hAnsi="Times New Roman" w:cs="Times New Roman"/>
+                <w:sz w:val="24"/>
+                <w:szCs w:val="24"/>
+              </w:rPr>
+              <w:t xml:space="preserve"> (Synthetic Data Generation)</w:t>
             </w:r>
           </w:p>
         </w:tc>
@@ -816,13 +834,23 @@
                 <w:szCs w:val="24"/>
               </w:rPr>
             </w:pPr>
+            <w:proofErr w:type="spellStart"/>
             <w:r>
               <w:rPr>
                 <w:rFonts w:ascii="Times New Roman" w:eastAsia="Times New Roman" w:hAnsi="Times New Roman" w:cs="Times New Roman"/>
                 <w:sz w:val="24"/>
                 <w:szCs w:val="24"/>
               </w:rPr>
-              <w:t>UNet model for segmentation / YOLO for object detection</w:t>
+              <w:t>UNet</w:t>
+            </w:r>
+            <w:proofErr w:type="spellEnd"/>
+            <w:r>
+              <w:rPr>
+                <w:rFonts w:ascii="Times New Roman" w:eastAsia="Times New Roman" w:hAnsi="Times New Roman" w:cs="Times New Roman"/>
+                <w:sz w:val="24"/>
+                <w:szCs w:val="24"/>
+              </w:rPr>
+              <w:t xml:space="preserve"> model for segmentation / YOLO for object detection</w:t>
             </w:r>
           </w:p>
         </w:tc>
@@ -910,6 +938,75 @@
           </w:p>
         </w:tc>
       </w:tr>
+      <w:tr>
+        <w:trPr>
+          <w:trHeight w:val="380"/>
+        </w:trPr>
+        <w:tc>
+          <w:tcPr>
+            <w:tcW w:w="705" w:type="dxa"/>
+            <w:tcBorders>
+              <w:top w:val="single" w:sz="8" w:space="0" w:color="000000"/>
+              <w:left w:val="single" w:sz="8" w:space="0" w:color="000000"/>
+              <w:bottom w:val="single" w:sz="8" w:space="0" w:color="000000"/>
+              <w:right w:val="single" w:sz="8" w:space="0" w:color="000000"/>
+            </w:tcBorders>
+            <w:tcMar>
+              <w:top w:w="100" w:type="dxa"/>
+              <w:left w:w="100" w:type="dxa"/>
+              <w:bottom w:w="100" w:type="dxa"/>
+              <w:right w:w="100" w:type="dxa"/>
+            </w:tcMar>
+          </w:tcPr>
+          <w:p>
+            <w:pPr>
+              <w:jc w:val="center"/>
+              <w:rPr>
+                <w:rFonts w:ascii="Times New Roman" w:eastAsia="Times New Roman" w:hAnsi="Times New Roman" w:cs="Times New Roman"/>
+                <w:sz w:val="24"/>
+                <w:szCs w:val="24"/>
+              </w:rPr>
+            </w:pPr>
+            <w:r>
+              <w:rPr>
+                <w:rFonts w:ascii="Times New Roman" w:eastAsia="Times New Roman" w:hAnsi="Times New Roman" w:cs="Times New Roman"/>
+                <w:sz w:val="24"/>
+                <w:szCs w:val="24"/>
+              </w:rPr>
+              <w:t>11</w:t>
+            </w:r>
+          </w:p>
+        </w:tc>
+        <w:tc>
+          <w:tcPr>
+            <w:tcW w:w="6210" w:type="dxa"/>
+            <w:tcBorders>
+              <w:top w:val="single" w:sz="8" w:space="0" w:color="000000"/>
+              <w:left w:val="single" w:sz="8" w:space="0" w:color="000000"/>
+              <w:bottom w:val="single" w:sz="8" w:space="0" w:color="000000"/>
+              <w:right w:val="single" w:sz="8" w:space="0" w:color="000000"/>
+            </w:tcBorders>
+            <w:tcMar>
+              <w:top w:w="100" w:type="dxa"/>
+              <w:left w:w="100" w:type="dxa"/>
+              <w:bottom w:w="100" w:type="dxa"/>
+              <w:right w:w="100" w:type="dxa"/>
+            </w:tcMar>
+          </w:tcPr>
+          <w:p>
+            <w:pPr>
+              <w:pStyle w:val="NormalWeb"/>
+              <w:spacing w:after="0"/>
+            </w:pPr>
+            <w:r>
+              <w:rPr>
+                <w:color w:val="000000"/>
+              </w:rPr>
+              <w:t>Vision Transformer</w:t>
+            </w:r>
+          </w:p>
+        </w:tc>
+      </w:tr>
     </w:tbl>
     <w:p>
       <w:pPr>
@@ -1390,6 +1487,7 @@
         </w:rPr>
         <w:t xml:space="preserve">-  </w:t>
       </w:r>
+      <w:proofErr w:type="spellStart"/>
       <w:r>
         <w:rPr>
           <w:rFonts w:ascii="Times New Roman" w:eastAsia="Times New Roman" w:hAnsi="Times New Roman" w:cs="Times New Roman"/>
@@ -1399,6 +1497,7 @@
         </w:rPr>
         <w:t>Setosa</w:t>
       </w:r>
+      <w:proofErr w:type="spellEnd"/>
       <w:proofErr w:type="gramEnd"/>
       <w:r>
         <w:rPr>
@@ -1475,7 +1574,43 @@
           <w:sz w:val="24"/>
           <w:szCs w:val="24"/>
         </w:rPr>
-        <w:t>Implement the feedforward and backpropagation learning algorithm for multi layer perceptrons in Python for the question provided in the attached image.</w:t>
+        <w:t xml:space="preserve">Implement the feedforward and backpropagation learning algorithm for </w:t>
+      </w:r>
+      <w:proofErr w:type="spellStart"/>
+      <w:r>
+        <w:rPr>
+          <w:rFonts w:ascii="Times New Roman" w:eastAsia="Times New Roman" w:hAnsi="Times New Roman" w:cs="Times New Roman"/>
+          <w:sz w:val="24"/>
+          <w:szCs w:val="24"/>
+        </w:rPr>
+        <w:t>multi layer</w:t>
+      </w:r>
+      <w:proofErr w:type="spellEnd"/>
+      <w:r>
+        <w:rPr>
+          <w:rFonts w:ascii="Times New Roman" w:eastAsia="Times New Roman" w:hAnsi="Times New Roman" w:cs="Times New Roman"/>
+          <w:sz w:val="24"/>
+          <w:szCs w:val="24"/>
+        </w:rPr>
+        <w:t xml:space="preserve"> </w:t>
+      </w:r>
+      <w:proofErr w:type="spellStart"/>
+      <w:r>
+        <w:rPr>
+          <w:rFonts w:ascii="Times New Roman" w:eastAsia="Times New Roman" w:hAnsi="Times New Roman" w:cs="Times New Roman"/>
+          <w:sz w:val="24"/>
+          <w:szCs w:val="24"/>
+        </w:rPr>
+        <w:t>perceptrons</w:t>
+      </w:r>
+      <w:proofErr w:type="spellEnd"/>
+      <w:r>
+        <w:rPr>
+          <w:rFonts w:ascii="Times New Roman" w:eastAsia="Times New Roman" w:hAnsi="Times New Roman" w:cs="Times New Roman"/>
+          <w:sz w:val="24"/>
+          <w:szCs w:val="24"/>
+        </w:rPr>
+        <w:t xml:space="preserve"> in Python for the question provided in the attached image.</w:t>
       </w:r>
     </w:p>
     <w:p>
@@ -2196,7 +2331,43 @@
           <w:sz w:val="24"/>
           <w:szCs w:val="24"/>
         </w:rPr>
-        <w:t xml:space="preserve"> download from keras/pytorch/standard source.</w:t>
+        <w:t xml:space="preserve"> download from </w:t>
+      </w:r>
+      <w:proofErr w:type="spellStart"/>
+      <w:r>
+        <w:rPr>
+          <w:rFonts w:ascii="Times New Roman" w:eastAsia="Times New Roman" w:hAnsi="Times New Roman" w:cs="Times New Roman"/>
+          <w:sz w:val="24"/>
+          <w:szCs w:val="24"/>
+        </w:rPr>
+        <w:t>keras</w:t>
+      </w:r>
+      <w:proofErr w:type="spellEnd"/>
+      <w:r>
+        <w:rPr>
+          <w:rFonts w:ascii="Times New Roman" w:eastAsia="Times New Roman" w:hAnsi="Times New Roman" w:cs="Times New Roman"/>
+          <w:sz w:val="24"/>
+          <w:szCs w:val="24"/>
+        </w:rPr>
+        <w:t>/</w:t>
+      </w:r>
+      <w:proofErr w:type="spellStart"/>
+      <w:r>
+        <w:rPr>
+          <w:rFonts w:ascii="Times New Roman" w:eastAsia="Times New Roman" w:hAnsi="Times New Roman" w:cs="Times New Roman"/>
+          <w:sz w:val="24"/>
+          <w:szCs w:val="24"/>
+        </w:rPr>
+        <w:t>pytorch</w:t>
+      </w:r>
+      <w:proofErr w:type="spellEnd"/>
+      <w:r>
+        <w:rPr>
+          <w:rFonts w:ascii="Times New Roman" w:eastAsia="Times New Roman" w:hAnsi="Times New Roman" w:cs="Times New Roman"/>
+          <w:sz w:val="24"/>
+          <w:szCs w:val="24"/>
+        </w:rPr>
+        <w:t>/standard source.</w:t>
       </w:r>
     </w:p>
     <w:p>
@@ -2372,7 +2543,27 @@
           <w:sz w:val="24"/>
           <w:szCs w:val="24"/>
         </w:rPr>
-        <w:t>ResNet-152(or ResNet 101)</w:t>
+        <w:t xml:space="preserve">ResNet-152(or </w:t>
+      </w:r>
+      <w:proofErr w:type="spellStart"/>
+      <w:r>
+        <w:rPr>
+          <w:rFonts w:ascii="Times New Roman" w:eastAsia="Times New Roman" w:hAnsi="Times New Roman" w:cs="Times New Roman"/>
+          <w:b/>
+          <w:sz w:val="24"/>
+          <w:szCs w:val="24"/>
+        </w:rPr>
+        <w:t>ResNet</w:t>
+      </w:r>
+      <w:proofErr w:type="spellEnd"/>
+      <w:r>
+        <w:rPr>
+          <w:rFonts w:ascii="Times New Roman" w:eastAsia="Times New Roman" w:hAnsi="Times New Roman" w:cs="Times New Roman"/>
+          <w:b/>
+          <w:sz w:val="24"/>
+          <w:szCs w:val="24"/>
+        </w:rPr>
+        <w:t xml:space="preserve"> 101)</w:t>
       </w:r>
       <w:r>
         <w:rPr>
@@ -2440,15 +2631,71 @@
           <w:sz w:val="24"/>
           <w:szCs w:val="24"/>
         </w:rPr>
-        <w:t>Do not use prebuilt ResNet architecture</w:t>
-      </w:r>
-      <w:r>
-        <w:rPr>
-          <w:rFonts w:ascii="Times New Roman" w:eastAsia="Times New Roman" w:hAnsi="Times New Roman" w:cs="Times New Roman"/>
-          <w:sz w:val="24"/>
-          <w:szCs w:val="24"/>
-        </w:rPr>
-        <w:t xml:space="preserve"> that comes with tensorflow/pytorch frameworks, instead </w:t>
+        <w:t xml:space="preserve">Do not use prebuilt </w:t>
+      </w:r>
+      <w:proofErr w:type="spellStart"/>
+      <w:r>
+        <w:rPr>
+          <w:rFonts w:ascii="Times New Roman" w:eastAsia="Times New Roman" w:hAnsi="Times New Roman" w:cs="Times New Roman"/>
+          <w:b/>
+          <w:sz w:val="24"/>
+          <w:szCs w:val="24"/>
+        </w:rPr>
+        <w:t>ResNet</w:t>
+      </w:r>
+      <w:proofErr w:type="spellEnd"/>
+      <w:r>
+        <w:rPr>
+          <w:rFonts w:ascii="Times New Roman" w:eastAsia="Times New Roman" w:hAnsi="Times New Roman" w:cs="Times New Roman"/>
+          <w:b/>
+          <w:sz w:val="24"/>
+          <w:szCs w:val="24"/>
+        </w:rPr>
+        <w:t xml:space="preserve"> architecture</w:t>
+      </w:r>
+      <w:r>
+        <w:rPr>
+          <w:rFonts w:ascii="Times New Roman" w:eastAsia="Times New Roman" w:hAnsi="Times New Roman" w:cs="Times New Roman"/>
+          <w:sz w:val="24"/>
+          <w:szCs w:val="24"/>
+        </w:rPr>
+        <w:t xml:space="preserve"> that comes with </w:t>
+      </w:r>
+      <w:proofErr w:type="spellStart"/>
+      <w:r>
+        <w:rPr>
+          <w:rFonts w:ascii="Times New Roman" w:eastAsia="Times New Roman" w:hAnsi="Times New Roman" w:cs="Times New Roman"/>
+          <w:sz w:val="24"/>
+          <w:szCs w:val="24"/>
+        </w:rPr>
+        <w:t>tensorflow</w:t>
+      </w:r>
+      <w:proofErr w:type="spellEnd"/>
+      <w:r>
+        <w:rPr>
+          <w:rFonts w:ascii="Times New Roman" w:eastAsia="Times New Roman" w:hAnsi="Times New Roman" w:cs="Times New Roman"/>
+          <w:sz w:val="24"/>
+          <w:szCs w:val="24"/>
+        </w:rPr>
+        <w:t>/</w:t>
+      </w:r>
+      <w:proofErr w:type="spellStart"/>
+      <w:r>
+        <w:rPr>
+          <w:rFonts w:ascii="Times New Roman" w:eastAsia="Times New Roman" w:hAnsi="Times New Roman" w:cs="Times New Roman"/>
+          <w:sz w:val="24"/>
+          <w:szCs w:val="24"/>
+        </w:rPr>
+        <w:t>pytorch</w:t>
+      </w:r>
+      <w:proofErr w:type="spellEnd"/>
+      <w:r>
+        <w:rPr>
+          <w:rFonts w:ascii="Times New Roman" w:eastAsia="Times New Roman" w:hAnsi="Times New Roman" w:cs="Times New Roman"/>
+          <w:sz w:val="24"/>
+          <w:szCs w:val="24"/>
+        </w:rPr>
+        <w:t xml:space="preserve"> frameworks, instead </w:t>
       </w:r>
       <w:r>
         <w:rPr>
@@ -2465,7 +2712,25 @@
           <w:sz w:val="24"/>
           <w:szCs w:val="24"/>
         </w:rPr>
-        <w:t>like Conv2d, Linear, Relu, Pooling and others required.</w:t>
+        <w:t xml:space="preserve">like Conv2d, Linear, </w:t>
+      </w:r>
+      <w:proofErr w:type="spellStart"/>
+      <w:r>
+        <w:rPr>
+          <w:rFonts w:ascii="Times New Roman" w:eastAsia="Times New Roman" w:hAnsi="Times New Roman" w:cs="Times New Roman"/>
+          <w:sz w:val="24"/>
+          <w:szCs w:val="24"/>
+        </w:rPr>
+        <w:t>Relu</w:t>
+      </w:r>
+      <w:proofErr w:type="spellEnd"/>
+      <w:r>
+        <w:rPr>
+          <w:rFonts w:ascii="Times New Roman" w:eastAsia="Times New Roman" w:hAnsi="Times New Roman" w:cs="Times New Roman"/>
+          <w:sz w:val="24"/>
+          <w:szCs w:val="24"/>
+        </w:rPr>
+        <w:t>, Pooling and others required.</w:t>
       </w:r>
     </w:p>
     <w:p>
@@ -2627,6 +2892,7 @@
         </w:rPr>
         <w:tab/>
       </w:r>
+      <w:proofErr w:type="spellStart"/>
       <w:r>
         <w:rPr>
           <w:rFonts w:ascii="Calibri" w:eastAsia="Calibri" w:hAnsi="Calibri" w:cs="Calibri"/>
@@ -2635,6 +2901,7 @@
         </w:rPr>
         <w:t>AutoEncoders</w:t>
       </w:r>
+      <w:proofErr w:type="spellEnd"/>
     </w:p>
     <w:p>
       <w:pPr>
@@ -2663,7 +2930,25 @@
           <w:sz w:val="24"/>
           <w:szCs w:val="24"/>
         </w:rPr>
-        <w:t>MNIST dataset compression and reconstruction using PCA and AutoEncoder.</w:t>
+        <w:t xml:space="preserve">MNIST dataset compression and reconstruction using PCA and </w:t>
+      </w:r>
+      <w:proofErr w:type="spellStart"/>
+      <w:r>
+        <w:rPr>
+          <w:rFonts w:ascii="Times New Roman" w:eastAsia="Times New Roman" w:hAnsi="Times New Roman" w:cs="Times New Roman"/>
+          <w:sz w:val="24"/>
+          <w:szCs w:val="24"/>
+        </w:rPr>
+        <w:t>AutoEncoder</w:t>
+      </w:r>
+      <w:proofErr w:type="spellEnd"/>
+      <w:r>
+        <w:rPr>
+          <w:rFonts w:ascii="Times New Roman" w:eastAsia="Times New Roman" w:hAnsi="Times New Roman" w:cs="Times New Roman"/>
+          <w:sz w:val="24"/>
+          <w:szCs w:val="24"/>
+        </w:rPr>
+        <w:t>.</w:t>
       </w:r>
     </w:p>
     <w:p>
@@ -2705,7 +2990,25 @@
           <w:sz w:val="24"/>
           <w:szCs w:val="24"/>
         </w:rPr>
-        <w:t>Train an AutoEncoder model to compress the digits to 4 dimensional latent vectors.</w:t>
+        <w:t xml:space="preserve">Train an </w:t>
+      </w:r>
+      <w:proofErr w:type="spellStart"/>
+      <w:r>
+        <w:rPr>
+          <w:rFonts w:ascii="Times New Roman" w:eastAsia="Times New Roman" w:hAnsi="Times New Roman" w:cs="Times New Roman"/>
+          <w:sz w:val="24"/>
+          <w:szCs w:val="24"/>
+        </w:rPr>
+        <w:t>AutoEncoder</w:t>
+      </w:r>
+      <w:proofErr w:type="spellEnd"/>
+      <w:r>
+        <w:rPr>
+          <w:rFonts w:ascii="Times New Roman" w:eastAsia="Times New Roman" w:hAnsi="Times New Roman" w:cs="Times New Roman"/>
+          <w:sz w:val="24"/>
+          <w:szCs w:val="24"/>
+        </w:rPr>
+        <w:t xml:space="preserve"> model to compress the digits to 4 dimensional latent vectors.</w:t>
       </w:r>
     </w:p>
     <w:p>
@@ -2835,7 +3138,25 @@
           <w:b/>
           <w:u w:val="single"/>
         </w:rPr>
-        <w:t>Variational AutoEncoders for Synthetic Data Generation</w:t>
+        <w:t xml:space="preserve">Variational </w:t>
+      </w:r>
+      <w:proofErr w:type="spellStart"/>
+      <w:r>
+        <w:rPr>
+          <w:rFonts w:ascii="Calibri" w:eastAsia="Calibri" w:hAnsi="Calibri" w:cs="Calibri"/>
+          <w:b/>
+          <w:u w:val="single"/>
+        </w:rPr>
+        <w:t>AutoEncoders</w:t>
+      </w:r>
+      <w:proofErr w:type="spellEnd"/>
+      <w:r>
+        <w:rPr>
+          <w:rFonts w:ascii="Calibri" w:eastAsia="Calibri" w:hAnsi="Calibri" w:cs="Calibri"/>
+          <w:b/>
+          <w:u w:val="single"/>
+        </w:rPr>
+        <w:t xml:space="preserve"> for Synthetic Data Generation</w:t>
       </w:r>
     </w:p>
     <w:p>
@@ -2895,7 +3216,25 @@
           <w:sz w:val="24"/>
           <w:szCs w:val="24"/>
         </w:rPr>
-        <w:t>Train the model on fashionMNIST dataset.</w:t>
+        <w:t xml:space="preserve">Train the model on </w:t>
+      </w:r>
+      <w:proofErr w:type="spellStart"/>
+      <w:r>
+        <w:rPr>
+          <w:rFonts w:ascii="Times New Roman" w:eastAsia="Times New Roman" w:hAnsi="Times New Roman" w:cs="Times New Roman"/>
+          <w:sz w:val="24"/>
+          <w:szCs w:val="24"/>
+        </w:rPr>
+        <w:t>fashionMNIST</w:t>
+      </w:r>
+      <w:proofErr w:type="spellEnd"/>
+      <w:r>
+        <w:rPr>
+          <w:rFonts w:ascii="Times New Roman" w:eastAsia="Times New Roman" w:hAnsi="Times New Roman" w:cs="Times New Roman"/>
+          <w:sz w:val="24"/>
+          <w:szCs w:val="24"/>
+        </w:rPr>
+        <w:t xml:space="preserve"> dataset.</w:t>
       </w:r>
     </w:p>
     <w:p>
@@ -2953,14 +3292,25 @@
         </w:rPr>
         <w:tab/>
       </w:r>
-      <w:r>
-        <w:rPr>
-          <w:rFonts w:ascii="Times New Roman" w:eastAsia="Times New Roman" w:hAnsi="Times New Roman" w:cs="Times New Roman"/>
-          <w:b/>
-          <w:sz w:val="24"/>
-          <w:szCs w:val="24"/>
-        </w:rPr>
-        <w:t xml:space="preserve">fashionMNIST  </w:t>
+      <w:proofErr w:type="spellStart"/>
+      <w:r>
+        <w:rPr>
+          <w:rFonts w:ascii="Times New Roman" w:eastAsia="Times New Roman" w:hAnsi="Times New Roman" w:cs="Times New Roman"/>
+          <w:b/>
+          <w:sz w:val="24"/>
+          <w:szCs w:val="24"/>
+        </w:rPr>
+        <w:t>fashionMNIST</w:t>
+      </w:r>
+      <w:proofErr w:type="spellEnd"/>
+      <w:r>
+        <w:rPr>
+          <w:rFonts w:ascii="Times New Roman" w:eastAsia="Times New Roman" w:hAnsi="Times New Roman" w:cs="Times New Roman"/>
+          <w:b/>
+          <w:sz w:val="24"/>
+          <w:szCs w:val="24"/>
+        </w:rPr>
+        <w:t xml:space="preserve">  </w:t>
       </w:r>
       <w:hyperlink r:id="rId8" w:anchor="get-the-data">
         <w:r>
@@ -3022,7 +3372,25 @@
           <w:b/>
           <w:u w:val="single"/>
         </w:rPr>
-        <w:t>Deep Fake Generation: GAN model on CelebA dataset</w:t>
+        <w:t xml:space="preserve">Deep Fake Generation: GAN model on </w:t>
+      </w:r>
+      <w:proofErr w:type="spellStart"/>
+      <w:r>
+        <w:rPr>
+          <w:rFonts w:ascii="Calibri" w:eastAsia="Calibri" w:hAnsi="Calibri" w:cs="Calibri"/>
+          <w:b/>
+          <w:u w:val="single"/>
+        </w:rPr>
+        <w:t>CelebA</w:t>
+      </w:r>
+      <w:proofErr w:type="spellEnd"/>
+      <w:r>
+        <w:rPr>
+          <w:rFonts w:ascii="Calibri" w:eastAsia="Calibri" w:hAnsi="Calibri" w:cs="Calibri"/>
+          <w:b/>
+          <w:u w:val="single"/>
+        </w:rPr>
+        <w:t xml:space="preserve"> dataset</w:t>
       </w:r>
     </w:p>
     <w:p>
@@ -3195,8 +3563,19 @@
           <w:sz w:val="24"/>
           <w:szCs w:val="24"/>
         </w:rPr>
-        <w:t>Dataset: CelebA</w:t>
-      </w:r>
+        <w:t xml:space="preserve">Dataset: </w:t>
+      </w:r>
+      <w:proofErr w:type="spellStart"/>
+      <w:r>
+        <w:rPr>
+          <w:rFonts w:ascii="Times New Roman" w:eastAsia="Times New Roman" w:hAnsi="Times New Roman" w:cs="Times New Roman"/>
+          <w:b/>
+          <w:sz w:val="24"/>
+          <w:szCs w:val="24"/>
+        </w:rPr>
+        <w:t>CelebA</w:t>
+      </w:r>
+      <w:proofErr w:type="spellEnd"/>
     </w:p>
     <w:p>
       <w:pPr>
@@ -3283,14 +3662,25 @@
           <w:szCs w:val="24"/>
         </w:rPr>
       </w:pPr>
-      <w:r>
-        <w:rPr>
-          <w:rFonts w:ascii="Times New Roman" w:eastAsia="Times New Roman" w:hAnsi="Times New Roman" w:cs="Times New Roman"/>
-          <w:b/>
-          <w:sz w:val="24"/>
-          <w:szCs w:val="24"/>
-        </w:rPr>
-        <w:t xml:space="preserve">PyTorch: </w:t>
+      <w:proofErr w:type="spellStart"/>
+      <w:r>
+        <w:rPr>
+          <w:rFonts w:ascii="Times New Roman" w:eastAsia="Times New Roman" w:hAnsi="Times New Roman" w:cs="Times New Roman"/>
+          <w:b/>
+          <w:sz w:val="24"/>
+          <w:szCs w:val="24"/>
+        </w:rPr>
+        <w:t>PyTorch</w:t>
+      </w:r>
+      <w:proofErr w:type="spellEnd"/>
+      <w:r>
+        <w:rPr>
+          <w:rFonts w:ascii="Times New Roman" w:eastAsia="Times New Roman" w:hAnsi="Times New Roman" w:cs="Times New Roman"/>
+          <w:b/>
+          <w:sz w:val="24"/>
+          <w:szCs w:val="24"/>
+        </w:rPr>
+        <w:t xml:space="preserve">: </w:t>
       </w:r>
       <w:hyperlink r:id="rId10">
         <w:r>
@@ -3326,14 +3716,25 @@
           <w:szCs w:val="24"/>
         </w:rPr>
       </w:pPr>
-      <w:r>
-        <w:rPr>
-          <w:rFonts w:ascii="Times New Roman" w:eastAsia="Times New Roman" w:hAnsi="Times New Roman" w:cs="Times New Roman"/>
-          <w:b/>
-          <w:sz w:val="24"/>
-          <w:szCs w:val="24"/>
-        </w:rPr>
-        <w:t>Tensorflow:</w:t>
+      <w:proofErr w:type="spellStart"/>
+      <w:r>
+        <w:rPr>
+          <w:rFonts w:ascii="Times New Roman" w:eastAsia="Times New Roman" w:hAnsi="Times New Roman" w:cs="Times New Roman"/>
+          <w:b/>
+          <w:sz w:val="24"/>
+          <w:szCs w:val="24"/>
+        </w:rPr>
+        <w:t>Tensorflow</w:t>
+      </w:r>
+      <w:proofErr w:type="spellEnd"/>
+      <w:r>
+        <w:rPr>
+          <w:rFonts w:ascii="Times New Roman" w:eastAsia="Times New Roman" w:hAnsi="Times New Roman" w:cs="Times New Roman"/>
+          <w:b/>
+          <w:sz w:val="24"/>
+          <w:szCs w:val="24"/>
+        </w:rPr>
+        <w:t>:</w:t>
       </w:r>
     </w:p>
     <w:p>
@@ -3631,15 +4032,7 @@
     </w:p>
     <w:p>
       <w:pPr>
-        <w:rPr>
-          <w:rFonts w:ascii="Times New Roman" w:eastAsia="Times New Roman" w:hAnsi="Times New Roman" w:cs="Times New Roman"/>
-          <w:sz w:val="24"/>
-          <w:szCs w:val="24"/>
-        </w:rPr>
-      </w:pPr>
-    </w:p>
-    <w:p>
-      <w:pPr>
+        <w:ind w:left="1440"/>
         <w:rPr>
           <w:rFonts w:ascii="Times New Roman" w:eastAsia="Times New Roman" w:hAnsi="Times New Roman" w:cs="Times New Roman"/>
           <w:sz w:val="24"/>
@@ -3892,7 +4285,25 @@
           <w:sz w:val="26"/>
           <w:szCs w:val="26"/>
         </w:rPr>
-        <w:t>d. Test the model on the test set using suitable evaluation metrics such as Dice coefficient and IoU.</w:t>
+        <w:t xml:space="preserve">d. Test the model on the test set using suitable evaluation metrics such as Dice coefficient and </w:t>
+      </w:r>
+      <w:proofErr w:type="spellStart"/>
+      <w:r>
+        <w:rPr>
+          <w:rFonts w:ascii="Times New Roman" w:eastAsia="Times New Roman" w:hAnsi="Times New Roman" w:cs="Times New Roman"/>
+          <w:sz w:val="26"/>
+          <w:szCs w:val="26"/>
+        </w:rPr>
+        <w:t>IoU</w:t>
+      </w:r>
+      <w:proofErr w:type="spellEnd"/>
+      <w:r>
+        <w:rPr>
+          <w:rFonts w:ascii="Times New Roman" w:eastAsia="Times New Roman" w:hAnsi="Times New Roman" w:cs="Times New Roman"/>
+          <w:sz w:val="26"/>
+          <w:szCs w:val="26"/>
+        </w:rPr>
+        <w:t>.</w:t>
       </w:r>
     </w:p>
     <w:p>
@@ -4022,23 +4433,22 @@
       <w:pPr>
         <w:rPr>
           <w:rFonts w:ascii="Calibri" w:eastAsia="Calibri" w:hAnsi="Calibri" w:cs="Calibri"/>
+          <w:sz w:val="26"/>
+          <w:szCs w:val="26"/>
+          <w:lang w:val="en-IN"/>
+        </w:rPr>
+      </w:pPr>
+      <w:r>
+        <w:rPr>
+          <w:rFonts w:ascii="Calibri" w:eastAsia="Calibri" w:hAnsi="Calibri" w:cs="Calibri"/>
           <w:b/>
           <w:bCs/>
           <w:sz w:val="32"/>
           <w:szCs w:val="32"/>
           <w:lang w:val="en-IN"/>
         </w:rPr>
-      </w:pPr>
-    </w:p>
-    <w:p>
-      <w:pPr>
-        <w:rPr>
-          <w:rFonts w:ascii="Calibri" w:eastAsia="Calibri" w:hAnsi="Calibri" w:cs="Calibri"/>
-          <w:sz w:val="26"/>
-          <w:szCs w:val="26"/>
-          <w:lang w:val="en-IN"/>
-        </w:rPr>
-      </w:pPr>
+        <w:t>Lab - 10</w:t>
+      </w:r>
       <w:r>
         <w:rPr>
           <w:rFonts w:ascii="Calibri" w:eastAsia="Calibri" w:hAnsi="Calibri" w:cs="Calibri"/>
@@ -4048,8 +4458,7 @@
           <w:szCs w:val="32"/>
           <w:lang w:val="en-IN"/>
         </w:rPr>
-        <w:lastRenderedPageBreak/>
-        <w:t>Lab - 10</w:t>
+        <w:tab/>
       </w:r>
       <w:r>
         <w:rPr>
@@ -4061,8 +4470,11 @@
           <w:lang w:val="en-IN"/>
         </w:rPr>
         <w:tab/>
-      </w:r>
-      <w:r>
+        <w:t>News Summarization using Transformers</w:t>
+      </w:r>
+    </w:p>
+    <w:p>
+      <w:pPr>
         <w:rPr>
           <w:rFonts w:ascii="Calibri" w:eastAsia="Calibri" w:hAnsi="Calibri" w:cs="Calibri"/>
           <w:b/>
@@ -4071,25 +4483,12 @@
           <w:szCs w:val="32"/>
           <w:lang w:val="en-IN"/>
         </w:rPr>
-        <w:tab/>
-        <w:t>News Summarization using Transformers</w:t>
-      </w:r>
-    </w:p>
-    <w:p>
-      <w:pPr>
-        <w:rPr>
-          <w:rFonts w:ascii="Calibri" w:eastAsia="Calibri" w:hAnsi="Calibri" w:cs="Calibri"/>
-          <w:b/>
-          <w:bCs/>
-          <w:sz w:val="32"/>
-          <w:szCs w:val="32"/>
-          <w:lang w:val="en-IN"/>
-        </w:rPr>
-      </w:pPr>
-    </w:p>
-    <w:p>
-      <w:pPr>
-        <w:ind w:left="720"/>
+      </w:pPr>
+    </w:p>
+    <w:p>
+      <w:pPr>
+        <w:pStyle w:val="ListParagraph"/>
+        <w:ind w:left="1080"/>
         <w:rPr>
           <w:rFonts w:ascii="Calibri" w:eastAsia="Calibri" w:hAnsi="Calibri" w:cs="Calibri"/>
           <w:sz w:val="26"/>
@@ -4104,25 +4503,8 @@
           <w:szCs w:val="26"/>
           <w:lang w:val="en-IN"/>
         </w:rPr>
-        <w:t xml:space="preserve">Fine tune a </w:t>
-      </w:r>
-      <w:r>
-        <w:rPr>
-          <w:rFonts w:ascii="Calibri" w:eastAsia="Calibri" w:hAnsi="Calibri" w:cs="Calibri"/>
-          <w:sz w:val="26"/>
-          <w:szCs w:val="26"/>
-          <w:lang w:val="en-IN"/>
-        </w:rPr>
-        <w:t>transformer-based</w:t>
-      </w:r>
-      <w:r>
-        <w:rPr>
-          <w:rFonts w:ascii="Calibri" w:eastAsia="Calibri" w:hAnsi="Calibri" w:cs="Calibri"/>
-          <w:sz w:val="26"/>
-          <w:szCs w:val="26"/>
-          <w:lang w:val="en-IN"/>
-        </w:rPr>
-        <w:t xml:space="preserve"> model to summarize descriptive news.</w:t>
+        <w:lastRenderedPageBreak/>
+        <w:t>Fine tune a transformer-based model to summarize descriptive news.</w:t>
       </w:r>
     </w:p>
     <w:p>
@@ -4231,8 +4613,9 @@
           <w:szCs w:val="26"/>
           <w:lang w:val="en-IN"/>
         </w:rPr>
-        <w:t xml:space="preserve"> model, which can be finetuned on free compute platforms like colab/</w:t>
-      </w:r>
+        <w:t xml:space="preserve"> model, which can be finetuned on free compute platforms like </w:t>
+      </w:r>
+      <w:proofErr w:type="spellStart"/>
       <w:r>
         <w:rPr>
           <w:rFonts w:ascii="Calibri" w:eastAsia="Calibri" w:hAnsi="Calibri" w:cs="Calibri"/>
@@ -4240,8 +4623,9 @@
           <w:szCs w:val="26"/>
           <w:lang w:val="en-IN"/>
         </w:rPr>
-        <w:t>Kaggle</w:t>
-      </w:r>
+        <w:t>colab</w:t>
+      </w:r>
+      <w:proofErr w:type="spellEnd"/>
       <w:r>
         <w:rPr>
           <w:rFonts w:ascii="Calibri" w:eastAsia="Calibri" w:hAnsi="Calibri" w:cs="Calibri"/>
@@ -4249,7 +4633,7 @@
           <w:szCs w:val="26"/>
           <w:lang w:val="en-IN"/>
         </w:rPr>
-        <w:t>. </w:t>
+        <w:t>/Kaggle. </w:t>
       </w:r>
     </w:p>
     <w:p>
@@ -4318,36 +4702,8 @@
           <w:szCs w:val="26"/>
           <w:lang w:val="en-IN"/>
         </w:rPr>
-        <w:t xml:space="preserve">Use suitable metrics to evaluate the </w:t>
-      </w:r>
-      <w:r>
-        <w:rPr>
-          <w:rFonts w:ascii="Calibri" w:eastAsia="Calibri" w:hAnsi="Calibri" w:cs="Calibri"/>
-          <w:sz w:val="26"/>
-          <w:szCs w:val="26"/>
-          <w:lang w:val="en-IN"/>
-        </w:rPr>
-        <w:t>fine-tuned</w:t>
-      </w:r>
-      <w:r>
-        <w:rPr>
-          <w:rFonts w:ascii="Calibri" w:eastAsia="Calibri" w:hAnsi="Calibri" w:cs="Calibri"/>
-          <w:sz w:val="26"/>
-          <w:szCs w:val="26"/>
-          <w:lang w:val="en-IN"/>
-        </w:rPr>
-        <w:t xml:space="preserve"> model performance on the test set.</w:t>
-      </w:r>
-    </w:p>
-    <w:p>
-      <w:pPr>
-        <w:rPr>
-          <w:rFonts w:ascii="Calibri" w:eastAsia="Calibri" w:hAnsi="Calibri" w:cs="Calibri"/>
-          <w:sz w:val="26"/>
-          <w:szCs w:val="26"/>
-          <w:lang w:val="en-IN"/>
-        </w:rPr>
-      </w:pPr>
+        <w:t>Use suitable metrics to evaluate the fine-tuned model performance on the test set.</w:t>
+      </w:r>
     </w:p>
     <w:p>
       <w:pPr>
@@ -4505,6 +4861,368 @@
         </w:rPr>
       </w:pPr>
     </w:p>
+    <w:p>
+      <w:pPr>
+        <w:spacing w:after="200"/>
+        <w:rPr>
+          <w:rFonts w:ascii="Calibri" w:eastAsia="Calibri" w:hAnsi="Calibri" w:cs="Calibri"/>
+          <w:sz w:val="26"/>
+          <w:szCs w:val="26"/>
+          <w:lang w:val="en-IN"/>
+        </w:rPr>
+      </w:pPr>
+      <w:r>
+        <w:rPr>
+          <w:rFonts w:ascii="Calibri" w:eastAsia="Calibri" w:hAnsi="Calibri" w:cs="Calibri"/>
+          <w:b/>
+          <w:bCs/>
+          <w:sz w:val="32"/>
+          <w:szCs w:val="32"/>
+          <w:lang w:val="en-IN"/>
+        </w:rPr>
+        <w:t>Lab - 11</w:t>
+      </w:r>
+      <w:r>
+        <w:rPr>
+          <w:rFonts w:ascii="Calibri" w:eastAsia="Calibri" w:hAnsi="Calibri" w:cs="Calibri"/>
+          <w:b/>
+          <w:bCs/>
+          <w:sz w:val="32"/>
+          <w:szCs w:val="32"/>
+          <w:lang w:val="en-IN"/>
+        </w:rPr>
+        <w:tab/>
+      </w:r>
+      <w:r>
+        <w:rPr>
+          <w:rFonts w:ascii="Calibri" w:eastAsia="Calibri" w:hAnsi="Calibri" w:cs="Calibri"/>
+          <w:b/>
+          <w:bCs/>
+          <w:sz w:val="32"/>
+          <w:szCs w:val="32"/>
+          <w:lang w:val="en-IN"/>
+        </w:rPr>
+        <w:tab/>
+        <w:t xml:space="preserve">Image Classification using </w:t>
+      </w:r>
+      <w:proofErr w:type="spellStart"/>
+      <w:r>
+        <w:rPr>
+          <w:rFonts w:ascii="Calibri" w:eastAsia="Calibri" w:hAnsi="Calibri" w:cs="Calibri"/>
+          <w:b/>
+          <w:bCs/>
+          <w:sz w:val="32"/>
+          <w:szCs w:val="32"/>
+          <w:lang w:val="en-IN"/>
+        </w:rPr>
+        <w:t>ViT</w:t>
+      </w:r>
+      <w:proofErr w:type="spellEnd"/>
+    </w:p>
+    <w:p>
+      <w:pPr>
+        <w:pStyle w:val="ListParagraph"/>
+        <w:numPr>
+          <w:ilvl w:val="0"/>
+          <w:numId w:val="34"/>
+        </w:numPr>
+        <w:spacing w:after="200"/>
+        <w:rPr>
+          <w:rFonts w:ascii="Calibri" w:eastAsia="Calibri" w:hAnsi="Calibri" w:cs="Calibri"/>
+          <w:sz w:val="26"/>
+          <w:szCs w:val="26"/>
+          <w:lang w:val="en-IN"/>
+        </w:rPr>
+      </w:pPr>
+      <w:r>
+        <w:rPr>
+          <w:rFonts w:ascii="Calibri" w:eastAsia="Calibri" w:hAnsi="Calibri" w:cs="Calibri"/>
+          <w:sz w:val="26"/>
+          <w:szCs w:val="26"/>
+          <w:lang w:val="en-IN"/>
+        </w:rPr>
+        <w:t xml:space="preserve">Classify chest Xray images using </w:t>
+      </w:r>
+      <w:proofErr w:type="spellStart"/>
+      <w:r>
+        <w:rPr>
+          <w:rFonts w:ascii="Calibri" w:eastAsia="Calibri" w:hAnsi="Calibri" w:cs="Calibri"/>
+          <w:sz w:val="26"/>
+          <w:szCs w:val="26"/>
+          <w:lang w:val="en-IN"/>
+        </w:rPr>
+        <w:t>ViT</w:t>
+      </w:r>
+      <w:proofErr w:type="spellEnd"/>
+      <w:r>
+        <w:rPr>
+          <w:rFonts w:ascii="Calibri" w:eastAsia="Calibri" w:hAnsi="Calibri" w:cs="Calibri"/>
+          <w:sz w:val="26"/>
+          <w:szCs w:val="26"/>
+          <w:lang w:val="en-IN"/>
+        </w:rPr>
+        <w:t xml:space="preserve"> in two classes.</w:t>
+      </w:r>
+    </w:p>
+    <w:p>
+      <w:pPr>
+        <w:pStyle w:val="ListParagraph"/>
+        <w:numPr>
+          <w:ilvl w:val="1"/>
+          <w:numId w:val="34"/>
+        </w:numPr>
+        <w:spacing w:after="200"/>
+        <w:rPr>
+          <w:rFonts w:ascii="Calibri" w:eastAsia="Calibri" w:hAnsi="Calibri" w:cs="Calibri"/>
+          <w:sz w:val="26"/>
+          <w:szCs w:val="26"/>
+          <w:lang w:val="en-IN"/>
+        </w:rPr>
+      </w:pPr>
+      <w:r>
+        <w:rPr>
+          <w:rFonts w:ascii="Calibri" w:eastAsia="Calibri" w:hAnsi="Calibri" w:cs="Calibri"/>
+          <w:sz w:val="26"/>
+          <w:szCs w:val="26"/>
+          <w:lang w:val="en-IN"/>
+        </w:rPr>
+        <w:t>Build a vision transformer model using the basic layers from the framework.</w:t>
+      </w:r>
+    </w:p>
+    <w:p>
+      <w:pPr>
+        <w:pStyle w:val="ListParagraph"/>
+        <w:numPr>
+          <w:ilvl w:val="1"/>
+          <w:numId w:val="34"/>
+        </w:numPr>
+        <w:spacing w:after="200"/>
+        <w:rPr>
+          <w:rFonts w:ascii="Calibri" w:eastAsia="Calibri" w:hAnsi="Calibri" w:cs="Calibri"/>
+          <w:sz w:val="26"/>
+          <w:szCs w:val="26"/>
+          <w:lang w:val="en-IN"/>
+        </w:rPr>
+      </w:pPr>
+      <w:r>
+        <w:rPr>
+          <w:rFonts w:ascii="Calibri" w:eastAsia="Calibri" w:hAnsi="Calibri" w:cs="Calibri"/>
+          <w:sz w:val="26"/>
+          <w:szCs w:val="26"/>
+          <w:lang w:val="en-IN"/>
+        </w:rPr>
+        <w:t>Resize images to 224x224.</w:t>
+      </w:r>
+    </w:p>
+    <w:p>
+      <w:pPr>
+        <w:pStyle w:val="ListParagraph"/>
+        <w:numPr>
+          <w:ilvl w:val="1"/>
+          <w:numId w:val="34"/>
+        </w:numPr>
+        <w:spacing w:after="200"/>
+        <w:rPr>
+          <w:rFonts w:ascii="Calibri" w:eastAsia="Calibri" w:hAnsi="Calibri" w:cs="Calibri"/>
+          <w:sz w:val="26"/>
+          <w:szCs w:val="26"/>
+          <w:lang w:val="en-IN"/>
+        </w:rPr>
+      </w:pPr>
+      <w:r>
+        <w:rPr>
+          <w:rFonts w:ascii="Calibri" w:eastAsia="Calibri" w:hAnsi="Calibri" w:cs="Calibri"/>
+          <w:sz w:val="26"/>
+          <w:szCs w:val="26"/>
+          <w:lang w:val="en-IN"/>
+        </w:rPr>
+        <w:t xml:space="preserve">Apply suitable patching mechanism to convert images into patches to input to the </w:t>
+      </w:r>
+      <w:proofErr w:type="spellStart"/>
+      <w:r>
+        <w:rPr>
+          <w:rFonts w:ascii="Calibri" w:eastAsia="Calibri" w:hAnsi="Calibri" w:cs="Calibri"/>
+          <w:sz w:val="26"/>
+          <w:szCs w:val="26"/>
+          <w:lang w:val="en-IN"/>
+        </w:rPr>
+        <w:t>ViT.</w:t>
+      </w:r>
+      <w:proofErr w:type="spellEnd"/>
+    </w:p>
+    <w:p>
+      <w:pPr>
+        <w:pStyle w:val="ListParagraph"/>
+        <w:numPr>
+          <w:ilvl w:val="1"/>
+          <w:numId w:val="34"/>
+        </w:numPr>
+        <w:spacing w:after="200"/>
+        <w:rPr>
+          <w:rFonts w:ascii="Calibri" w:eastAsia="Calibri" w:hAnsi="Calibri" w:cs="Calibri"/>
+          <w:sz w:val="26"/>
+          <w:szCs w:val="26"/>
+          <w:lang w:val="en-IN"/>
+        </w:rPr>
+      </w:pPr>
+      <w:r>
+        <w:rPr>
+          <w:rFonts w:ascii="Calibri" w:eastAsia="Calibri" w:hAnsi="Calibri" w:cs="Calibri"/>
+          <w:sz w:val="26"/>
+          <w:szCs w:val="26"/>
+          <w:lang w:val="en-IN"/>
+        </w:rPr>
+        <w:t>Use ‘Finding Labels’ column to classify images in 2 classes: ‘No finding’ vs ‘With findings’ (every label combined other than no finding)</w:t>
+      </w:r>
+    </w:p>
+    <w:p>
+      <w:pPr>
+        <w:pStyle w:val="ListParagraph"/>
+        <w:numPr>
+          <w:ilvl w:val="1"/>
+          <w:numId w:val="34"/>
+        </w:numPr>
+        <w:spacing w:after="200"/>
+        <w:rPr>
+          <w:rFonts w:ascii="Calibri" w:eastAsia="Calibri" w:hAnsi="Calibri" w:cs="Calibri"/>
+          <w:sz w:val="26"/>
+          <w:szCs w:val="26"/>
+          <w:lang w:val="en-IN"/>
+        </w:rPr>
+      </w:pPr>
+      <w:r>
+        <w:rPr>
+          <w:rFonts w:ascii="Calibri" w:eastAsia="Calibri" w:hAnsi="Calibri" w:cs="Calibri"/>
+          <w:sz w:val="26"/>
+          <w:szCs w:val="26"/>
+          <w:lang w:val="en-IN"/>
+        </w:rPr>
+        <w:t>Split the dataset in 70:10:20 ratio for training, validation and testing and make sure that the class distribution is maintained in all the splits.</w:t>
+      </w:r>
+    </w:p>
+    <w:p>
+      <w:pPr>
+        <w:pStyle w:val="ListParagraph"/>
+        <w:numPr>
+          <w:ilvl w:val="1"/>
+          <w:numId w:val="34"/>
+        </w:numPr>
+        <w:spacing w:after="200"/>
+        <w:rPr>
+          <w:rFonts w:ascii="Calibri" w:eastAsia="Calibri" w:hAnsi="Calibri" w:cs="Calibri"/>
+          <w:sz w:val="26"/>
+          <w:szCs w:val="26"/>
+          <w:lang w:val="en-IN"/>
+        </w:rPr>
+      </w:pPr>
+      <w:r>
+        <w:rPr>
+          <w:rFonts w:ascii="Calibri" w:eastAsia="Calibri" w:hAnsi="Calibri" w:cs="Calibri"/>
+          <w:sz w:val="26"/>
+          <w:szCs w:val="26"/>
+          <w:lang w:val="en-IN"/>
+        </w:rPr>
+        <w:t>Train the model using the processed dataset obtained after applying above steps.</w:t>
+      </w:r>
+    </w:p>
+    <w:p>
+      <w:pPr>
+        <w:pStyle w:val="ListParagraph"/>
+        <w:numPr>
+          <w:ilvl w:val="1"/>
+          <w:numId w:val="34"/>
+        </w:numPr>
+        <w:spacing w:after="200"/>
+        <w:rPr>
+          <w:rFonts w:ascii="Calibri" w:eastAsia="Calibri" w:hAnsi="Calibri" w:cs="Calibri"/>
+          <w:sz w:val="26"/>
+          <w:szCs w:val="26"/>
+          <w:lang w:val="en-IN"/>
+        </w:rPr>
+      </w:pPr>
+      <w:r>
+        <w:rPr>
+          <w:rFonts w:ascii="Calibri" w:eastAsia="Calibri" w:hAnsi="Calibri" w:cs="Calibri"/>
+          <w:sz w:val="26"/>
+          <w:szCs w:val="26"/>
+          <w:lang w:val="en-IN"/>
+        </w:rPr>
+        <w:t>Use all suitable classification metrics to test the model performance on the test set.</w:t>
+      </w:r>
+    </w:p>
+    <w:p>
+      <w:pPr>
+        <w:spacing w:after="200"/>
+        <w:rPr>
+          <w:rFonts w:ascii="Calibri" w:eastAsia="Calibri" w:hAnsi="Calibri" w:cs="Calibri"/>
+          <w:sz w:val="26"/>
+          <w:szCs w:val="26"/>
+          <w:lang w:val="en-IN"/>
+        </w:rPr>
+      </w:pPr>
+      <w:r>
+        <w:rPr>
+          <w:rFonts w:ascii="Calibri" w:eastAsia="Calibri" w:hAnsi="Calibri" w:cs="Calibri"/>
+          <w:sz w:val="26"/>
+          <w:szCs w:val="26"/>
+          <w:lang w:val="en-IN"/>
+        </w:rPr>
+        <w:tab/>
+        <w:t>Dataset:</w:t>
+      </w:r>
+    </w:p>
+    <w:p>
+      <w:pPr>
+        <w:spacing w:after="200"/>
+        <w:rPr>
+          <w:rFonts w:ascii="Calibri" w:eastAsia="Calibri" w:hAnsi="Calibri" w:cs="Calibri"/>
+          <w:sz w:val="26"/>
+          <w:szCs w:val="26"/>
+          <w:lang w:val="en-IN"/>
+        </w:rPr>
+      </w:pPr>
+      <w:r>
+        <w:rPr>
+          <w:rFonts w:ascii="Calibri" w:eastAsia="Calibri" w:hAnsi="Calibri" w:cs="Calibri"/>
+          <w:sz w:val="26"/>
+          <w:szCs w:val="26"/>
+          <w:lang w:val="en-IN"/>
+        </w:rPr>
+        <w:tab/>
+        <w:t xml:space="preserve">Chest Xray dataset: </w:t>
+      </w:r>
+      <w:hyperlink r:id="rId17" w:history="1">
+        <w:r>
+          <w:rPr>
+            <w:rStyle w:val="Hyperlink"/>
+            <w:rFonts w:ascii="Calibri" w:eastAsia="Calibri" w:hAnsi="Calibri" w:cs="Calibri"/>
+            <w:sz w:val="26"/>
+            <w:szCs w:val="26"/>
+            <w:lang w:val="en-IN"/>
+          </w:rPr>
+          <w:t>xray_dataset.zip</w:t>
+        </w:r>
+      </w:hyperlink>
+      <w:r>
+        <w:rPr>
+          <w:rFonts w:ascii="Calibri" w:eastAsia="Calibri" w:hAnsi="Calibri" w:cs="Calibri"/>
+          <w:sz w:val="26"/>
+          <w:szCs w:val="26"/>
+          <w:lang w:val="en-IN"/>
+        </w:rPr>
+        <w:t> </w:t>
+      </w:r>
+    </w:p>
+    <w:p>
+      <w:pPr>
+        <w:spacing w:after="200"/>
+        <w:rPr>
+          <w:rFonts w:ascii="Calibri" w:eastAsia="Calibri" w:hAnsi="Calibri" w:cs="Calibri"/>
+          <w:sz w:val="26"/>
+          <w:szCs w:val="26"/>
+        </w:rPr>
+      </w:pPr>
+    </w:p>
     <w:p/>
     <w:sectPr>
       <w:pgSz w:w="12240" w:h="15840"/>
@@ -4519,6 +5237,119 @@
 <file path=word/numbering.xml><?xml version="1.0" encoding="utf-8"?>
 <w:numbering xmlns:wpc="http://schemas.microsoft.com/office/word/2010/wordprocessingCanvas" xmlns:cx="http://schemas.microsoft.com/office/drawing/2014/chartex" xmlns:cx1="http://schemas.microsoft.com/office/drawing/2015/9/8/chartex" xmlns:cx2="http://schemas.microsoft.com/office/drawing/2015/10/21/chartex" xmlns:cx3="http://schemas.microsoft.com/office/drawing/2016/5/9/chartex" xmlns:cx4="http://schemas.microsoft.com/office/drawing/2016/5/10/chartex" xmlns:cx5="http://schemas.microsoft.com/office/drawing/2016/5/11/chartex" xmlns:cx6="http://schemas.microsoft.com/office/drawing/2016/5/12/chartex" xmlns:cx7="http://schemas.microsoft.com/office/drawing/2016/5/13/chartex" xmlns:cx8="http://schemas.microsoft.com/office/drawing/2016/5/14/chartex" xmlns:mc="http://schemas.openxmlformats.org/markup-compatibility/2006" xmlns:aink="http://schemas.microsoft.com/office/drawing/2016/ink" xmlns:am3d="http://schemas.microsoft.com/office/drawing/2017/model3d" xmlns:o="urn:schemas-microsoft-com:office:office" xmlns:oel="http://schemas.microsoft.com/office/2019/extlst" xmlns:r="http://schemas.openxmlformats.org/officeDocument/2006/relationships" xmlns:m="http://schemas.openxmlformats.org/officeDocument/2006/math" xmlns:v="urn:schemas-microsoft-com:vml" xmlns:wp14="http://schemas.microsoft.com/office/word/2010/wordprocessingDrawing" xmlns:wp="http://schemas.openxmlformats.org/drawingml/2006/wordprocessingDrawing" xmlns:w10="urn:schemas-microsoft-com:office:word" xmlns:w="http://schemas.openxmlformats.org/wordprocessingml/2006/main" xmlns:w14="http://schemas.microsoft.com/office/word/2010/wordml" xmlns:w15="http://schemas.microsoft.com/office/word/2012/wordml" xmlns:w16cex="http://schemas.microsoft.com/office/word/2018/wordml/cex" xmlns:w16cid="http://schemas.microsoft.com/office/word/2016/wordml/cid" xmlns:w16="http://schemas.microsoft.com/office/word/2018/wordml" xmlns:w16du="http://schemas.microsoft.com/office/word/2023/wordml/word16du" xmlns:w16sdtdh="http://schemas.microsoft.com/office/word/2020/wordml/sdtdatahash" xmlns:w16sdtfl="http://schemas.microsoft.com/office/word/2024/wordml/sdtformatlock" xmlns:w16se="http://schemas.microsoft.com/office/word/2015/wordml/symex" xmlns:wpg="http://schemas.microsoft.com/office/word/2010/wordprocessingGroup" xmlns:wpi="http://schemas.microsoft.com/office/word/2010/wordprocessingInk" xmlns:wne="http://schemas.microsoft.com/office/word/2006/wordml" xmlns:wps="http://schemas.microsoft.com/office/word/2010/wordprocessingShape" mc:Ignorable="w14 w15 w16se w16cid w16 w16cex w16sdtdh w16sdtfl w16du wp14">
   <w:abstractNum w:abstractNumId="0" w15:restartNumberingAfterBreak="0">
+    <w:nsid w:val="021873B4"/>
+    <w:multiLevelType w:val="multilevel"/>
+    <w:tmpl w:val="2CCAD182"/>
+    <w:lvl w:ilvl="0">
+      <w:start w:val="1"/>
+      <w:numFmt w:val="decimal"/>
+      <w:lvlText w:val="%1."/>
+      <w:lvlJc w:val="left"/>
+      <w:pPr>
+        <w:tabs>
+          <w:tab w:val="num" w:pos="720"/>
+        </w:tabs>
+        <w:ind w:left="720" w:hanging="360"/>
+      </w:pPr>
+    </w:lvl>
+    <w:lvl w:ilvl="1" w:tentative="1">
+      <w:start w:val="1"/>
+      <w:numFmt w:val="decimal"/>
+      <w:lvlText w:val="%2."/>
+      <w:lvlJc w:val="left"/>
+      <w:pPr>
+        <w:tabs>
+          <w:tab w:val="num" w:pos="1440"/>
+        </w:tabs>
+        <w:ind w:left="1440" w:hanging="360"/>
+      </w:pPr>
+    </w:lvl>
+    <w:lvl w:ilvl="2" w:tentative="1">
+      <w:start w:val="1"/>
+      <w:numFmt w:val="decimal"/>
+      <w:lvlText w:val="%3."/>
+      <w:lvlJc w:val="left"/>
+      <w:pPr>
+        <w:tabs>
+          <w:tab w:val="num" w:pos="2160"/>
+        </w:tabs>
+        <w:ind w:left="2160" w:hanging="360"/>
+      </w:pPr>
+    </w:lvl>
+    <w:lvl w:ilvl="3" w:tentative="1">
+      <w:start w:val="1"/>
+      <w:numFmt w:val="decimal"/>
+      <w:lvlText w:val="%4."/>
+      <w:lvlJc w:val="left"/>
+      <w:pPr>
+        <w:tabs>
+          <w:tab w:val="num" w:pos="2880"/>
+        </w:tabs>
+        <w:ind w:left="2880" w:hanging="360"/>
+      </w:pPr>
+    </w:lvl>
+    <w:lvl w:ilvl="4" w:tentative="1">
+      <w:start w:val="1"/>
+      <w:numFmt w:val="decimal"/>
+      <w:lvlText w:val="%5."/>
+      <w:lvlJc w:val="left"/>
+      <w:pPr>
+        <w:tabs>
+          <w:tab w:val="num" w:pos="3600"/>
+        </w:tabs>
+        <w:ind w:left="3600" w:hanging="360"/>
+      </w:pPr>
+    </w:lvl>
+    <w:lvl w:ilvl="5" w:tentative="1">
+      <w:start w:val="1"/>
+      <w:numFmt w:val="decimal"/>
+      <w:lvlText w:val="%6."/>
+      <w:lvlJc w:val="left"/>
+      <w:pPr>
+        <w:tabs>
+          <w:tab w:val="num" w:pos="4320"/>
+        </w:tabs>
+        <w:ind w:left="4320" w:hanging="360"/>
+      </w:pPr>
+    </w:lvl>
+    <w:lvl w:ilvl="6" w:tentative="1">
+      <w:start w:val="1"/>
+      <w:numFmt w:val="decimal"/>
+      <w:lvlText w:val="%7."/>
+      <w:lvlJc w:val="left"/>
+      <w:pPr>
+        <w:tabs>
+          <w:tab w:val="num" w:pos="5040"/>
+        </w:tabs>
+        <w:ind w:left="5040" w:hanging="360"/>
+      </w:pPr>
+    </w:lvl>
+    <w:lvl w:ilvl="7" w:tentative="1">
+      <w:start w:val="1"/>
+      <w:numFmt w:val="decimal"/>
+      <w:lvlText w:val="%8."/>
+      <w:lvlJc w:val="left"/>
+      <w:pPr>
+        <w:tabs>
+          <w:tab w:val="num" w:pos="5760"/>
+        </w:tabs>
+        <w:ind w:left="5760" w:hanging="360"/>
+      </w:pPr>
+    </w:lvl>
+    <w:lvl w:ilvl="8" w:tentative="1">
+      <w:start w:val="1"/>
+      <w:numFmt w:val="decimal"/>
+      <w:lvlText w:val="%9."/>
+      <w:lvlJc w:val="left"/>
+      <w:pPr>
+        <w:tabs>
+          <w:tab w:val="num" w:pos="6480"/>
+        </w:tabs>
+        <w:ind w:left="6480" w:hanging="360"/>
+      </w:pPr>
+    </w:lvl>
+  </w:abstractNum>
+  <w:abstractNum w:abstractNumId="1" w15:restartNumberingAfterBreak="0">
     <w:nsid w:val="059E2F88"/>
     <w:multiLevelType w:val="multilevel"/>
     <w:tmpl w:val="7BC47BBC"/>
@@ -4631,7 +5462,7 @@
       </w:rPr>
     </w:lvl>
   </w:abstractNum>
-  <w:abstractNum w:abstractNumId="1" w15:restartNumberingAfterBreak="0">
+  <w:abstractNum w:abstractNumId="2" w15:restartNumberingAfterBreak="0">
     <w:nsid w:val="073C3D40"/>
     <w:multiLevelType w:val="multilevel"/>
     <w:tmpl w:val="12F481AA"/>
@@ -4744,7 +5575,7 @@
       </w:rPr>
     </w:lvl>
   </w:abstractNum>
-  <w:abstractNum w:abstractNumId="2" w15:restartNumberingAfterBreak="0">
+  <w:abstractNum w:abstractNumId="3" w15:restartNumberingAfterBreak="0">
     <w:nsid w:val="1DBD055F"/>
     <w:multiLevelType w:val="multilevel"/>
     <w:tmpl w:val="6FC20614"/>
@@ -4857,7 +5688,7 @@
       </w:rPr>
     </w:lvl>
   </w:abstractNum>
-  <w:abstractNum w:abstractNumId="3" w15:restartNumberingAfterBreak="0">
+  <w:abstractNum w:abstractNumId="4" w15:restartNumberingAfterBreak="0">
     <w:nsid w:val="1F7F0E42"/>
     <w:multiLevelType w:val="multilevel"/>
     <w:tmpl w:val="67FEE7CE"/>
@@ -4970,7 +5801,120 @@
       </w:rPr>
     </w:lvl>
   </w:abstractNum>
-  <w:abstractNum w:abstractNumId="4" w15:restartNumberingAfterBreak="0">
+  <w:abstractNum w:abstractNumId="5" w15:restartNumberingAfterBreak="0">
+    <w:nsid w:val="22217376"/>
+    <w:multiLevelType w:val="multilevel"/>
+    <w:tmpl w:val="9CD64E6C"/>
+    <w:lvl w:ilvl="0">
+      <w:start w:val="1"/>
+      <w:numFmt w:val="decimal"/>
+      <w:lvlText w:val="%1."/>
+      <w:lvlJc w:val="left"/>
+      <w:pPr>
+        <w:tabs>
+          <w:tab w:val="num" w:pos="720"/>
+        </w:tabs>
+        <w:ind w:left="720" w:hanging="360"/>
+      </w:pPr>
+    </w:lvl>
+    <w:lvl w:ilvl="1" w:tentative="1">
+      <w:start w:val="1"/>
+      <w:numFmt w:val="decimal"/>
+      <w:lvlText w:val="%2."/>
+      <w:lvlJc w:val="left"/>
+      <w:pPr>
+        <w:tabs>
+          <w:tab w:val="num" w:pos="1440"/>
+        </w:tabs>
+        <w:ind w:left="1440" w:hanging="360"/>
+      </w:pPr>
+    </w:lvl>
+    <w:lvl w:ilvl="2" w:tentative="1">
+      <w:start w:val="1"/>
+      <w:numFmt w:val="decimal"/>
+      <w:lvlText w:val="%3."/>
+      <w:lvlJc w:val="left"/>
+      <w:pPr>
+        <w:tabs>
+          <w:tab w:val="num" w:pos="2160"/>
+        </w:tabs>
+        <w:ind w:left="2160" w:hanging="360"/>
+      </w:pPr>
+    </w:lvl>
+    <w:lvl w:ilvl="3" w:tentative="1">
+      <w:start w:val="1"/>
+      <w:numFmt w:val="decimal"/>
+      <w:lvlText w:val="%4."/>
+      <w:lvlJc w:val="left"/>
+      <w:pPr>
+        <w:tabs>
+          <w:tab w:val="num" w:pos="2880"/>
+        </w:tabs>
+        <w:ind w:left="2880" w:hanging="360"/>
+      </w:pPr>
+    </w:lvl>
+    <w:lvl w:ilvl="4" w:tentative="1">
+      <w:start w:val="1"/>
+      <w:numFmt w:val="decimal"/>
+      <w:lvlText w:val="%5."/>
+      <w:lvlJc w:val="left"/>
+      <w:pPr>
+        <w:tabs>
+          <w:tab w:val="num" w:pos="3600"/>
+        </w:tabs>
+        <w:ind w:left="3600" w:hanging="360"/>
+      </w:pPr>
+    </w:lvl>
+    <w:lvl w:ilvl="5" w:tentative="1">
+      <w:start w:val="1"/>
+      <w:numFmt w:val="decimal"/>
+      <w:lvlText w:val="%6."/>
+      <w:lvlJc w:val="left"/>
+      <w:pPr>
+        <w:tabs>
+          <w:tab w:val="num" w:pos="4320"/>
+        </w:tabs>
+        <w:ind w:left="4320" w:hanging="360"/>
+      </w:pPr>
+    </w:lvl>
+    <w:lvl w:ilvl="6" w:tentative="1">
+      <w:start w:val="1"/>
+      <w:numFmt w:val="decimal"/>
+      <w:lvlText w:val="%7."/>
+      <w:lvlJc w:val="left"/>
+      <w:pPr>
+        <w:tabs>
+          <w:tab w:val="num" w:pos="5040"/>
+        </w:tabs>
+        <w:ind w:left="5040" w:hanging="360"/>
+      </w:pPr>
+    </w:lvl>
+    <w:lvl w:ilvl="7" w:tentative="1">
+      <w:start w:val="1"/>
+      <w:numFmt w:val="decimal"/>
+      <w:lvlText w:val="%8."/>
+      <w:lvlJc w:val="left"/>
+      <w:pPr>
+        <w:tabs>
+          <w:tab w:val="num" w:pos="5760"/>
+        </w:tabs>
+        <w:ind w:left="5760" w:hanging="360"/>
+      </w:pPr>
+    </w:lvl>
+    <w:lvl w:ilvl="8" w:tentative="1">
+      <w:start w:val="1"/>
+      <w:numFmt w:val="decimal"/>
+      <w:lvlText w:val="%9."/>
+      <w:lvlJc w:val="left"/>
+      <w:pPr>
+        <w:tabs>
+          <w:tab w:val="num" w:pos="6480"/>
+        </w:tabs>
+        <w:ind w:left="6480" w:hanging="360"/>
+      </w:pPr>
+    </w:lvl>
+  </w:abstractNum>
+  <w:abstractNum w:abstractNumId="6" w15:restartNumberingAfterBreak="0">
     <w:nsid w:val="2B004762"/>
     <w:multiLevelType w:val="multilevel"/>
     <w:tmpl w:val="6A70D6C0"/>
@@ -5083,7 +6027,7 @@
       </w:pPr>
     </w:lvl>
   </w:abstractNum>
-  <w:abstractNum w:abstractNumId="5" w15:restartNumberingAfterBreak="0">
+  <w:abstractNum w:abstractNumId="7" w15:restartNumberingAfterBreak="0">
     <w:nsid w:val="2C667758"/>
     <w:multiLevelType w:val="multilevel"/>
     <w:tmpl w:val="9CCA9D46"/>
@@ -5196,7 +6140,7 @@
       </w:rPr>
     </w:lvl>
   </w:abstractNum>
-  <w:abstractNum w:abstractNumId="6" w15:restartNumberingAfterBreak="0">
+  <w:abstractNum w:abstractNumId="8" w15:restartNumberingAfterBreak="0">
     <w:nsid w:val="301E2B36"/>
     <w:multiLevelType w:val="multilevel"/>
     <w:tmpl w:val="CA42F012"/>
@@ -5309,7 +6253,7 @@
       </w:pPr>
     </w:lvl>
   </w:abstractNum>
-  <w:abstractNum w:abstractNumId="7" w15:restartNumberingAfterBreak="0">
+  <w:abstractNum w:abstractNumId="9" w15:restartNumberingAfterBreak="0">
     <w:nsid w:val="31136798"/>
     <w:multiLevelType w:val="multilevel"/>
     <w:tmpl w:val="1B54B23E"/>
@@ -5422,7 +6366,7 @@
       </w:rPr>
     </w:lvl>
   </w:abstractNum>
-  <w:abstractNum w:abstractNumId="8" w15:restartNumberingAfterBreak="0">
+  <w:abstractNum w:abstractNumId="10" w15:restartNumberingAfterBreak="0">
     <w:nsid w:val="36383015"/>
     <w:multiLevelType w:val="multilevel"/>
     <w:tmpl w:val="82AC62D6"/>
@@ -5535,7 +6479,7 @@
       </w:rPr>
     </w:lvl>
   </w:abstractNum>
-  <w:abstractNum w:abstractNumId="9" w15:restartNumberingAfterBreak="0">
+  <w:abstractNum w:abstractNumId="11" w15:restartNumberingAfterBreak="0">
     <w:nsid w:val="44C16A44"/>
     <w:multiLevelType w:val="multilevel"/>
     <w:tmpl w:val="049E835E"/>
@@ -5648,7 +6592,93 @@
       </w:rPr>
     </w:lvl>
   </w:abstractNum>
-  <w:abstractNum w:abstractNumId="10" w15:restartNumberingAfterBreak="0">
+  <w:abstractNum w:abstractNumId="12" w15:restartNumberingAfterBreak="0">
+    <w:nsid w:val="489E07AC"/>
+    <w:multiLevelType w:val="multilevel"/>
+    <w:tmpl w:val="4009001D"/>
+    <w:lvl w:ilvl="0">
+      <w:start w:val="1"/>
+      <w:numFmt w:val="decimal"/>
+      <w:lvlText w:val="%1)"/>
+      <w:lvlJc w:val="left"/>
+      <w:pPr>
+        <w:ind w:left="360" w:hanging="360"/>
+      </w:pPr>
+    </w:lvl>
+    <w:lvl w:ilvl="1">
+      <w:start w:val="1"/>
+      <w:numFmt w:val="lowerLetter"/>
+      <w:lvlText w:val="%2)"/>
+      <w:lvlJc w:val="left"/>
+      <w:pPr>
+        <w:ind w:left="720" w:hanging="360"/>
+      </w:pPr>
+    </w:lvl>
+    <w:lvl w:ilvl="2">
+      <w:start w:val="1"/>
+      <w:numFmt w:val="lowerRoman"/>
+      <w:lvlText w:val="%3)"/>
+      <w:lvlJc w:val="left"/>
+      <w:pPr>
+        <w:ind w:left="1080" w:hanging="360"/>
+      </w:pPr>
+    </w:lvl>
+    <w:lvl w:ilvl="3">
+      <w:start w:val="1"/>
+      <w:numFmt w:val="decimal"/>
+      <w:lvlText w:val="(%4)"/>
+      <w:lvlJc w:val="left"/>
+      <w:pPr>
+        <w:ind w:left="1440" w:hanging="360"/>
+      </w:pPr>
+    </w:lvl>
+    <w:lvl w:ilvl="4">
+      <w:start w:val="1"/>
+      <w:numFmt w:val="lowerLetter"/>
+      <w:lvlText w:val="(%5)"/>
+      <w:lvlJc w:val="left"/>
+      <w:pPr>
+        <w:ind w:left="1800" w:hanging="360"/>
+      </w:pPr>
+    </w:lvl>
+    <w:lvl w:ilvl="5">
+      <w:start w:val="1"/>
+      <w:numFmt w:val="lowerRoman"/>
+      <w:lvlText w:val="(%6)"/>
+      <w:lvlJc w:val="left"/>
+      <w:pPr>
+        <w:ind w:left="2160" w:hanging="360"/>
+      </w:pPr>
+    </w:lvl>
+    <w:lvl w:ilvl="6">
+      <w:start w:val="1"/>
+      <w:numFmt w:val="decimal"/>
+      <w:lvlText w:val="%7."/>
+      <w:lvlJc w:val="left"/>
+      <w:pPr>
+        <w:ind w:left="2520" w:hanging="360"/>
+      </w:pPr>
+    </w:lvl>
+    <w:lvl w:ilvl="7">
+      <w:start w:val="1"/>
+      <w:numFmt w:val="lowerLetter"/>
+      <w:lvlText w:val="%8."/>
+      <w:lvlJc w:val="left"/>
+      <w:pPr>
+        <w:ind w:left="2880" w:hanging="360"/>
+      </w:pPr>
+    </w:lvl>
+    <w:lvl w:ilvl="8">
+      <w:start w:val="1"/>
+      <w:numFmt w:val="lowerRoman"/>
+      <w:lvlText w:val="%9."/>
+      <w:lvlJc w:val="left"/>
+      <w:pPr>
+        <w:ind w:left="3240" w:hanging="360"/>
+      </w:pPr>
+    </w:lvl>
+  </w:abstractNum>
+  <w:abstractNum w:abstractNumId="13" w15:restartNumberingAfterBreak="0">
     <w:nsid w:val="4D307CF0"/>
     <w:multiLevelType w:val="multilevel"/>
     <w:tmpl w:val="97A4D91C"/>
@@ -5797,7 +6827,7 @@
       </w:rPr>
     </w:lvl>
   </w:abstractNum>
-  <w:abstractNum w:abstractNumId="11" w15:restartNumberingAfterBreak="0">
+  <w:abstractNum w:abstractNumId="14" w15:restartNumberingAfterBreak="0">
     <w:nsid w:val="50481F07"/>
     <w:multiLevelType w:val="multilevel"/>
     <w:tmpl w:val="2A6A8F86"/>
@@ -5910,7 +6940,93 @@
       </w:rPr>
     </w:lvl>
   </w:abstractNum>
-  <w:abstractNum w:abstractNumId="12" w15:restartNumberingAfterBreak="0">
+  <w:abstractNum w:abstractNumId="15" w15:restartNumberingAfterBreak="0">
+    <w:nsid w:val="51BE2839"/>
+    <w:multiLevelType w:val="multilevel"/>
+    <w:tmpl w:val="4009001D"/>
+    <w:lvl w:ilvl="0">
+      <w:start w:val="1"/>
+      <w:numFmt w:val="decimal"/>
+      <w:lvlText w:val="%1)"/>
+      <w:lvlJc w:val="left"/>
+      <w:pPr>
+        <w:ind w:left="360" w:hanging="360"/>
+      </w:pPr>
+    </w:lvl>
+    <w:lvl w:ilvl="1">
+      <w:start w:val="1"/>
+      <w:numFmt w:val="lowerLetter"/>
+      <w:lvlText w:val="%2)"/>
+      <w:lvlJc w:val="left"/>
+      <w:pPr>
+        <w:ind w:left="720" w:hanging="360"/>
+      </w:pPr>
+    </w:lvl>
+    <w:lvl w:ilvl="2">
+      <w:start w:val="1"/>
+      <w:numFmt w:val="lowerRoman"/>
+      <w:lvlText w:val="%3)"/>
+      <w:lvlJc w:val="left"/>
+      <w:pPr>
+        <w:ind w:left="1080" w:hanging="360"/>
+      </w:pPr>
+    </w:lvl>
+    <w:lvl w:ilvl="3">
+      <w:start w:val="1"/>
+      <w:numFmt w:val="decimal"/>
+      <w:lvlText w:val="(%4)"/>
+      <w:lvlJc w:val="left"/>
+      <w:pPr>
+        <w:ind w:left="1440" w:hanging="360"/>
+      </w:pPr>
+    </w:lvl>
+    <w:lvl w:ilvl="4">
+      <w:start w:val="1"/>
+      <w:numFmt w:val="lowerLetter"/>
+      <w:lvlText w:val="(%5)"/>
+      <w:lvlJc w:val="left"/>
+      <w:pPr>
+        <w:ind w:left="1800" w:hanging="360"/>
+      </w:pPr>
+    </w:lvl>
+    <w:lvl w:ilvl="5">
+      <w:start w:val="1"/>
+      <w:numFmt w:val="lowerRoman"/>
+      <w:lvlText w:val="(%6)"/>
+      <w:lvlJc w:val="left"/>
+      <w:pPr>
+        <w:ind w:left="2160" w:hanging="360"/>
+      </w:pPr>
+    </w:lvl>
+    <w:lvl w:ilvl="6">
+      <w:start w:val="1"/>
+      <w:numFmt w:val="decimal"/>
+      <w:lvlText w:val="%7."/>
+      <w:lvlJc w:val="left"/>
+      <w:pPr>
+        <w:ind w:left="2520" w:hanging="360"/>
+      </w:pPr>
+    </w:lvl>
+    <w:lvl w:ilvl="7">
+      <w:start w:val="1"/>
+      <w:numFmt w:val="lowerLetter"/>
+      <w:lvlText w:val="%8."/>
+      <w:lvlJc w:val="left"/>
+      <w:pPr>
+        <w:ind w:left="2880" w:hanging="360"/>
+      </w:pPr>
+    </w:lvl>
+    <w:lvl w:ilvl="8">
+      <w:start w:val="1"/>
+      <w:numFmt w:val="lowerRoman"/>
+      <w:lvlText w:val="%9."/>
+      <w:lvlJc w:val="left"/>
+      <w:pPr>
+        <w:ind w:left="3240" w:hanging="360"/>
+      </w:pPr>
+    </w:lvl>
+  </w:abstractNum>
+  <w:abstractNum w:abstractNumId="16" w15:restartNumberingAfterBreak="0">
     <w:nsid w:val="533B57F1"/>
     <w:multiLevelType w:val="multilevel"/>
     <w:tmpl w:val="E1647E7A"/>
@@ -6023,7 +7139,7 @@
       </w:rPr>
     </w:lvl>
   </w:abstractNum>
-  <w:abstractNum w:abstractNumId="13" w15:restartNumberingAfterBreak="0">
+  <w:abstractNum w:abstractNumId="17" w15:restartNumberingAfterBreak="0">
     <w:nsid w:val="5CF6132A"/>
     <w:multiLevelType w:val="multilevel"/>
     <w:tmpl w:val="E1D8D9B4"/>
@@ -6136,7 +7252,7 @@
       </w:rPr>
     </w:lvl>
   </w:abstractNum>
-  <w:abstractNum w:abstractNumId="14" w15:restartNumberingAfterBreak="0">
+  <w:abstractNum w:abstractNumId="18" w15:restartNumberingAfterBreak="0">
     <w:nsid w:val="634807A8"/>
     <w:multiLevelType w:val="multilevel"/>
     <w:tmpl w:val="BB320E30"/>
@@ -6249,7 +7365,7 @@
       </w:rPr>
     </w:lvl>
   </w:abstractNum>
-  <w:abstractNum w:abstractNumId="15" w15:restartNumberingAfterBreak="0">
+  <w:abstractNum w:abstractNumId="19" w15:restartNumberingAfterBreak="0">
     <w:nsid w:val="694540CD"/>
     <w:multiLevelType w:val="multilevel"/>
     <w:tmpl w:val="50C63190"/>
@@ -6362,7 +7478,7 @@
       </w:rPr>
     </w:lvl>
   </w:abstractNum>
-  <w:abstractNum w:abstractNumId="16" w15:restartNumberingAfterBreak="0">
+  <w:abstractNum w:abstractNumId="20" w15:restartNumberingAfterBreak="0">
     <w:nsid w:val="6F683F51"/>
     <w:multiLevelType w:val="multilevel"/>
     <w:tmpl w:val="AD2288B6"/>
@@ -6475,7 +7591,7 @@
       </w:rPr>
     </w:lvl>
   </w:abstractNum>
-  <w:abstractNum w:abstractNumId="17" w15:restartNumberingAfterBreak="0">
+  <w:abstractNum w:abstractNumId="21" w15:restartNumberingAfterBreak="0">
     <w:nsid w:val="745A6C49"/>
     <w:multiLevelType w:val="multilevel"/>
     <w:tmpl w:val="1480ED48"/>
@@ -6588,7 +7704,7 @@
       </w:rPr>
     </w:lvl>
   </w:abstractNum>
-  <w:abstractNum w:abstractNumId="18" w15:restartNumberingAfterBreak="0">
+  <w:abstractNum w:abstractNumId="22" w15:restartNumberingAfterBreak="0">
     <w:nsid w:val="794A7142"/>
     <w:multiLevelType w:val="multilevel"/>
     <w:tmpl w:val="6E3C6FD4"/>
@@ -6701,7 +7817,7 @@
       </w:rPr>
     </w:lvl>
   </w:abstractNum>
-  <w:abstractNum w:abstractNumId="19" w15:restartNumberingAfterBreak="0">
+  <w:abstractNum w:abstractNumId="23" w15:restartNumberingAfterBreak="0">
     <w:nsid w:val="7B4A1067"/>
     <w:multiLevelType w:val="multilevel"/>
     <w:tmpl w:val="F82650EC"/>
@@ -6815,61 +7931,61 @@
     </w:lvl>
   </w:abstractNum>
   <w:num w:numId="1" w16cid:durableId="1217159320">
+    <w:abstractNumId w:val="23"/>
+  </w:num>
+  <w:num w:numId="2" w16cid:durableId="2023235719">
+    <w:abstractNumId w:val="21"/>
+  </w:num>
+  <w:num w:numId="3" w16cid:durableId="425227021">
+    <w:abstractNumId w:val="16"/>
+  </w:num>
+  <w:num w:numId="4" w16cid:durableId="114758828">
+    <w:abstractNumId w:val="7"/>
+  </w:num>
+  <w:num w:numId="5" w16cid:durableId="1732117948">
     <w:abstractNumId w:val="19"/>
   </w:num>
-  <w:num w:numId="2" w16cid:durableId="2023235719">
+  <w:num w:numId="6" w16cid:durableId="887036865">
+    <w:abstractNumId w:val="14"/>
+  </w:num>
+  <w:num w:numId="7" w16cid:durableId="1251084461">
     <w:abstractNumId w:val="17"/>
   </w:num>
-  <w:num w:numId="3" w16cid:durableId="425227021">
-    <w:abstractNumId w:val="12"/>
+  <w:num w:numId="8" w16cid:durableId="166292911">
+    <w:abstractNumId w:val="2"/>
   </w:num>
-  <w:num w:numId="4" w16cid:durableId="114758828">
-    <w:abstractNumId w:val="5"/>
+  <w:num w:numId="9" w16cid:durableId="1471824947">
+    <w:abstractNumId w:val="10"/>
   </w:num>
-  <w:num w:numId="5" w16cid:durableId="1732117948">
-    <w:abstractNumId w:val="15"/>
+  <w:num w:numId="10" w16cid:durableId="254363159">
+    <w:abstractNumId w:val="9"/>
   </w:num>
-  <w:num w:numId="6" w16cid:durableId="887036865">
+  <w:num w:numId="11" w16cid:durableId="371078676">
     <w:abstractNumId w:val="11"/>
   </w:num>
-  <w:num w:numId="7" w16cid:durableId="1251084461">
-    <w:abstractNumId w:val="13"/>
-  </w:num>
-  <w:num w:numId="8" w16cid:durableId="166292911">
+  <w:num w:numId="12" w16cid:durableId="1909606185">
     <w:abstractNumId w:val="1"/>
   </w:num>
-  <w:num w:numId="9" w16cid:durableId="1471824947">
+  <w:num w:numId="13" w16cid:durableId="1110321810">
+    <w:abstractNumId w:val="20"/>
+  </w:num>
+  <w:num w:numId="14" w16cid:durableId="579294264">
+    <w:abstractNumId w:val="3"/>
+  </w:num>
+  <w:num w:numId="15" w16cid:durableId="1249315592">
+    <w:abstractNumId w:val="18"/>
+  </w:num>
+  <w:num w:numId="16" w16cid:durableId="1564490039">
+    <w:abstractNumId w:val="4"/>
+  </w:num>
+  <w:num w:numId="17" w16cid:durableId="1209341013">
+    <w:abstractNumId w:val="22"/>
+  </w:num>
+  <w:num w:numId="18" w16cid:durableId="1393888303">
     <w:abstractNumId w:val="8"/>
   </w:num>
-  <w:num w:numId="10" w16cid:durableId="254363159">
-    <w:abstractNumId w:val="7"/>
-  </w:num>
-  <w:num w:numId="11" w16cid:durableId="371078676">
-    <w:abstractNumId w:val="9"/>
-  </w:num>
-  <w:num w:numId="12" w16cid:durableId="1909606185">
-    <w:abstractNumId w:val="0"/>
-  </w:num>
-  <w:num w:numId="13" w16cid:durableId="1110321810">
-    <w:abstractNumId w:val="16"/>
-  </w:num>
-  <w:num w:numId="14" w16cid:durableId="579294264">
-    <w:abstractNumId w:val="2"/>
-  </w:num>
-  <w:num w:numId="15" w16cid:durableId="1249315592">
-    <w:abstractNumId w:val="14"/>
-  </w:num>
-  <w:num w:numId="16" w16cid:durableId="1564490039">
-    <w:abstractNumId w:val="3"/>
-  </w:num>
-  <w:num w:numId="17" w16cid:durableId="1209341013">
-    <w:abstractNumId w:val="18"/>
-  </w:num>
-  <w:num w:numId="18" w16cid:durableId="1393888303">
+  <w:num w:numId="19" w16cid:durableId="206525336">
     <w:abstractNumId w:val="6"/>
-  </w:num>
-  <w:num w:numId="19" w16cid:durableId="206525336">
-    <w:abstractNumId w:val="4"/>
     <w:lvlOverride w:ilvl="0">
       <w:lvl w:ilvl="0">
         <w:numFmt w:val="lowerLetter"/>
@@ -6879,7 +7995,7 @@
     </w:lvlOverride>
   </w:num>
   <w:num w:numId="20" w16cid:durableId="2073308772">
-    <w:abstractNumId w:val="4"/>
+    <w:abstractNumId w:val="6"/>
     <w:lvlOverride w:ilvl="0">
       <w:lvl w:ilvl="0">
         <w:numFmt w:val="lowerLetter"/>
@@ -6889,7 +8005,7 @@
     </w:lvlOverride>
   </w:num>
   <w:num w:numId="21" w16cid:durableId="881669244">
-    <w:abstractNumId w:val="4"/>
+    <w:abstractNumId w:val="6"/>
     <w:lvlOverride w:ilvl="0">
       <w:lvl w:ilvl="0">
         <w:numFmt w:val="lowerLetter"/>
@@ -6899,7 +8015,7 @@
     </w:lvlOverride>
   </w:num>
   <w:num w:numId="22" w16cid:durableId="1817334678">
-    <w:abstractNumId w:val="4"/>
+    <w:abstractNumId w:val="6"/>
     <w:lvlOverride w:ilvl="0">
       <w:lvl w:ilvl="0">
         <w:numFmt w:val="lowerLetter"/>
@@ -6909,7 +8025,7 @@
     </w:lvlOverride>
   </w:num>
   <w:num w:numId="23" w16cid:durableId="1977756069">
-    <w:abstractNumId w:val="4"/>
+    <w:abstractNumId w:val="6"/>
     <w:lvlOverride w:ilvl="0">
       <w:lvl w:ilvl="0">
         <w:numFmt w:val="lowerLetter"/>
@@ -6919,7 +8035,7 @@
     </w:lvlOverride>
   </w:num>
   <w:num w:numId="24" w16cid:durableId="885217809">
-    <w:abstractNumId w:val="4"/>
+    <w:abstractNumId w:val="6"/>
     <w:lvlOverride w:ilvl="0">
       <w:lvl w:ilvl="0">
         <w:numFmt w:val="lowerLetter"/>
@@ -6929,7 +8045,86 @@
     </w:lvlOverride>
   </w:num>
   <w:num w:numId="25" w16cid:durableId="1507787540">
-    <w:abstractNumId w:val="10"/>
+    <w:abstractNumId w:val="13"/>
+  </w:num>
+  <w:num w:numId="26" w16cid:durableId="151533631">
+    <w:abstractNumId w:val="5"/>
+  </w:num>
+  <w:num w:numId="27" w16cid:durableId="825050876">
+    <w:abstractNumId w:val="0"/>
+    <w:lvlOverride w:ilvl="0">
+      <w:lvl w:ilvl="0">
+        <w:numFmt w:val="lowerLetter"/>
+        <w:lvlText w:val="%1."/>
+        <w:lvlJc w:val="left"/>
+      </w:lvl>
+    </w:lvlOverride>
+  </w:num>
+  <w:num w:numId="28" w16cid:durableId="922688402">
+    <w:abstractNumId w:val="0"/>
+    <w:lvlOverride w:ilvl="0">
+      <w:lvl w:ilvl="0">
+        <w:numFmt w:val="lowerLetter"/>
+        <w:lvlText w:val="%1."/>
+        <w:lvlJc w:val="left"/>
+      </w:lvl>
+    </w:lvlOverride>
+  </w:num>
+  <w:num w:numId="29" w16cid:durableId="1137721301">
+    <w:abstractNumId w:val="0"/>
+    <w:lvlOverride w:ilvl="0">
+      <w:lvl w:ilvl="0">
+        <w:numFmt w:val="lowerLetter"/>
+        <w:lvlText w:val="%1."/>
+        <w:lvlJc w:val="left"/>
+      </w:lvl>
+    </w:lvlOverride>
+  </w:num>
+  <w:num w:numId="30" w16cid:durableId="103429961">
+    <w:abstractNumId w:val="0"/>
+    <w:lvlOverride w:ilvl="0">
+      <w:lvl w:ilvl="0">
+        <w:numFmt w:val="lowerLetter"/>
+        <w:lvlText w:val="%1."/>
+        <w:lvlJc w:val="left"/>
+      </w:lvl>
+    </w:lvlOverride>
+  </w:num>
+  <w:num w:numId="31" w16cid:durableId="1782066338">
+    <w:abstractNumId w:val="0"/>
+    <w:lvlOverride w:ilvl="0">
+      <w:lvl w:ilvl="0">
+        <w:numFmt w:val="lowerLetter"/>
+        <w:lvlText w:val="%1."/>
+        <w:lvlJc w:val="left"/>
+      </w:lvl>
+    </w:lvlOverride>
+  </w:num>
+  <w:num w:numId="32" w16cid:durableId="193082321">
+    <w:abstractNumId w:val="0"/>
+    <w:lvlOverride w:ilvl="0">
+      <w:lvl w:ilvl="0">
+        <w:numFmt w:val="lowerLetter"/>
+        <w:lvlText w:val="%1."/>
+        <w:lvlJc w:val="left"/>
+      </w:lvl>
+    </w:lvlOverride>
+  </w:num>
+  <w:num w:numId="33" w16cid:durableId="86464522">
+    <w:abstractNumId w:val="0"/>
+    <w:lvlOverride w:ilvl="0">
+      <w:lvl w:ilvl="0">
+        <w:numFmt w:val="lowerLetter"/>
+        <w:lvlText w:val="%1."/>
+        <w:lvlJc w:val="left"/>
+      </w:lvl>
+    </w:lvlOverride>
+  </w:num>
+  <w:num w:numId="34" w16cid:durableId="341392653">
+    <w:abstractNumId w:val="15"/>
+  </w:num>
+  <w:num w:numId="35" w16cid:durableId="871766219">
+    <w:abstractNumId w:val="12"/>
   </w:num>
 </w:numbering>
 </file>
@@ -7540,6 +8735,33 @@
       <w:shd w:val="clear" w:color="auto" w:fill="E1DFDD"/>
     </w:rPr>
   </w:style>
+  <w:style w:type="paragraph" w:styleId="NormalWeb">
+    <w:name w:val="Normal (Web)"/>
+    <w:basedOn w:val="Normal"/>
+    <w:uiPriority w:val="99"/>
+    <w:unhideWhenUsed/>
+    <w:rsid w:val="00D362D3"/>
+    <w:pPr>
+      <w:spacing w:before="100" w:beforeAutospacing="1" w:after="100" w:afterAutospacing="1" w:line="240" w:lineRule="auto"/>
+    </w:pPr>
+    <w:rPr>
+      <w:rFonts w:ascii="Times New Roman" w:eastAsia="Times New Roman" w:hAnsi="Times New Roman" w:cs="Times New Roman"/>
+      <w:sz w:val="24"/>
+      <w:szCs w:val="24"/>
+      <w:lang w:val="en-IN"/>
+    </w:rPr>
+  </w:style>
+  <w:style w:type="paragraph" w:styleId="ListParagraph">
+    <w:name w:val="List Paragraph"/>
+    <w:basedOn w:val="Normal"/>
+    <w:uiPriority w:val="34"/>
+    <w:qFormat/>
+    <w:rsid w:val="00520264"/>
+    <w:pPr>
+      <w:ind w:left="720"/>
+      <w:contextualSpacing/>
+    </w:pPr>
+  </w:style>
 </w:styles>
 </file>
 
